--- a/GSC files/affidavit.docx
+++ b/GSC files/affidavit.docx
@@ -363,6 +363,16 @@
     <w:p>
       <w:pPr>
         <w:spacing w:after="395" w:line="265" w:lineRule="auto"/>
+        <w:rPr>
+          <w:rFonts w:ascii="Times New Roman" w:eastAsia="Times New Roman" w:hAnsi="Times New Roman" w:cs="Times New Roman"/>
+          <w:i/>
+          <w:iCs/>
+          <w:kern w:val="0"/>
+          <w:sz w:val="24"/>
+          <w:szCs w:val="24"/>
+          <w:u w:val="single"/>
+          <w14:ligatures w14:val="none"/>
+        </w:rPr>
       </w:pPr>
       <w:r>
         <w:rPr>
@@ -387,94 +397,12 @@
           <w:u w:val="single"/>
           <w14:ligatures w14:val="none"/>
         </w:rPr>
-        <w:t xml:space="preserve">Oracle Observability of Quantum </w:t>
-      </w:r>
-      <w:proofErr w:type="spellStart"/>
-      <w:r>
-        <w:rPr>
-          <w:rFonts w:ascii="Times New Roman" w:eastAsia="Times New Roman" w:hAnsi="Times New Roman" w:cs="Times New Roman"/>
-          <w:i/>
-          <w:iCs/>
-          <w:kern w:val="0"/>
-          <w:sz w:val="24"/>
-          <w:szCs w:val="24"/>
-          <w:u w:val="single"/>
-          <w14:ligatures w14:val="none"/>
-        </w:rPr>
-        <w:t>Transpiler</w:t>
-      </w:r>
-      <w:proofErr w:type="spellEnd"/>
-      <w:r>
-        <w:rPr>
-          <w:rFonts w:ascii="Times New Roman" w:eastAsia="Times New Roman" w:hAnsi="Times New Roman" w:cs="Times New Roman"/>
-          <w:i/>
-          <w:iCs/>
-          <w:kern w:val="0"/>
-          <w:sz w:val="24"/>
-          <w:szCs w:val="24"/>
-          <w:u w:val="single"/>
-          <w14:ligatures w14:val="none"/>
-        </w:rPr>
-        <w:t xml:space="preserve"> Regressions</w:t>
-      </w:r>
-      <w:r>
-        <w:rPr>
-          <w:rFonts w:ascii="Times New Roman" w:eastAsia="Times New Roman" w:hAnsi="Times New Roman" w:cs="Times New Roman"/>
-          <w:i/>
-          <w:iCs/>
-          <w:kern w:val="0"/>
-          <w:sz w:val="24"/>
-          <w:szCs w:val="24"/>
-          <w:u w:val="single"/>
-          <w14:ligatures w14:val="none"/>
-        </w:rPr>
-        <w:t xml:space="preserve">: </w:t>
-      </w:r>
-      <w:r>
-        <w:rPr>
-          <w:rFonts w:ascii="Times New Roman" w:eastAsia="Times New Roman" w:hAnsi="Times New Roman" w:cs="Times New Roman"/>
-          <w:i/>
-          <w:iCs/>
-          <w:kern w:val="0"/>
-          <w:sz w:val="24"/>
-          <w:szCs w:val="24"/>
-          <w:u w:val="single"/>
-          <w14:ligatures w14:val="none"/>
-        </w:rPr>
-        <w:t xml:space="preserve">What Output-Equivalence Oracles Miss in </w:t>
-      </w:r>
-      <w:proofErr w:type="spellStart"/>
-      <w:r>
-        <w:rPr>
-          <w:rFonts w:ascii="Times New Roman" w:eastAsia="Times New Roman" w:hAnsi="Times New Roman" w:cs="Times New Roman"/>
-          <w:i/>
-          <w:iCs/>
-          <w:kern w:val="0"/>
-          <w:sz w:val="24"/>
-          <w:szCs w:val="24"/>
-          <w:u w:val="single"/>
-          <w14:ligatures w14:val="none"/>
-        </w:rPr>
-        <w:t>Qiskit</w:t>
-      </w:r>
-      <w:proofErr w:type="spellEnd"/>
-      <w:r>
-        <w:rPr>
-          <w:rFonts w:ascii="Times New Roman" w:eastAsia="Times New Roman" w:hAnsi="Times New Roman" w:cs="Times New Roman"/>
-          <w:i/>
-          <w:iCs/>
-          <w:kern w:val="0"/>
-          <w:sz w:val="24"/>
-          <w:szCs w:val="24"/>
-          <w:u w:val="single"/>
-          <w14:ligatures w14:val="none"/>
-        </w:rPr>
-        <w:t>, and a Leakage-Safe, Cost-Aware Regression-Testing Pilot</w:t>
-      </w:r>
-    </w:p>
-    <w:p>
-      <w:pPr>
-        <w:spacing w:before="100" w:beforeAutospacing="1" w:after="100" w:afterAutospacing="1" w:line="240" w:lineRule="auto"/>
+        <w:t>A Leakage-Safe Framework for Observability-Aware Regression Testing of Quantum Compilers</w:t>
+      </w:r>
+    </w:p>
+    <w:p>
+      <w:pPr>
+        <w:spacing w:after="395" w:line="265" w:lineRule="auto"/>
         <w:rPr>
           <w:rFonts w:ascii="Times New Roman" w:eastAsia="Times New Roman" w:hAnsi="Times New Roman" w:cs="Times New Roman"/>
           <w:kern w:val="0"/>
@@ -501,19 +429,7 @@
           <w:szCs w:val="24"/>
           <w14:ligatures w14:val="none"/>
         </w:rPr>
-        <w:t>the undersigned, hereby declare that the thesis/synopsis I have submitted is my original work and does not contain any cont</w:t>
-      </w:r>
-      <w:bookmarkStart w:id="0" w:name="_GoBack"/>
-      <w:bookmarkEnd w:id="0"/>
-      <w:r>
-        <w:rPr>
-          <w:rFonts w:ascii="Times New Roman" w:eastAsia="Times New Roman" w:hAnsi="Times New Roman" w:cs="Times New Roman"/>
-          <w:kern w:val="0"/>
-          <w:sz w:val="24"/>
-          <w:szCs w:val="24"/>
-          <w14:ligatures w14:val="none"/>
-        </w:rPr>
-        <w:t>ent that violates academic integrity policies, including plagiarism or unauthorized use of artificial intelligence tools beyond acceptable academic standards.</w:t>
+        <w:t>the undersigned, hereby declare that the thesis/synopsis I have submitted is my original work and does not contain any content that violates academic integrity policies, including plagiarism or unauthorized use of artificial intelligence tools beyond acceptable academic standards.</w:t>
       </w:r>
     </w:p>
     <w:p>
@@ -797,7 +713,28 @@
           <w:sz w:val="24"/>
           <w:szCs w:val="24"/>
         </w:rPr>
-        <w:t xml:space="preserve"> ___________________</w:t>
+        <w:t xml:space="preserve"> _</w:t>
+      </w:r>
+      <w:r>
+        <w:rPr>
+          <w:rFonts w:ascii="Times New Roman" w:hAnsi="Times New Roman" w:cs="Times New Roman"/>
+          <w:bCs/>
+          <w:sz w:val="24"/>
+          <w:szCs w:val="24"/>
+          <w:u w:val="single"/>
+        </w:rPr>
+        <w:t>14-July-2026</w:t>
+      </w:r>
+      <w:bookmarkStart w:id="0" w:name="_GoBack"/>
+      <w:bookmarkEnd w:id="0"/>
+      <w:r>
+        <w:rPr>
+          <w:rFonts w:ascii="Times New Roman" w:hAnsi="Times New Roman" w:cs="Times New Roman"/>
+          <w:b/>
+          <w:sz w:val="24"/>
+          <w:szCs w:val="24"/>
+        </w:rPr>
+        <w:t>__________________</w:t>
       </w:r>
     </w:p>
     <w:p/>
